--- a/testakten/statusfeststellung-gmbh-geschaeftsfuehrer-minderheit-erlangen/17_drv_bescheid_statusfeststellung.docx
+++ b/testakten/statusfeststellung-gmbh-geschaeftsfuehrer-minderheit-erlangen/17_drv_bescheid_statusfeststellung.docx
@@ -32,7 +32,7 @@
           <w:i w:val="0"/>
           <w:sz w:val="22"/>
         </w:rPr>
-        <w:t>Ruhrstrasse 2, 10709 Berlin</w:t>
+        <w:t>Ruhrstraße 2, 10709 Berlin</w:t>
       </w:r>
     </w:p>
     <w:p/>
@@ -82,7 +82,7 @@
           <w:i w:val="0"/>
           <w:sz w:val="22"/>
         </w:rPr>
-        <w:t>Es wird festgestellt, dass Herr Dr. Henrik Vogt seine Taetigkeit als Geschaeftsfuehrer der Neuralis MedTech GmbH seit dem 01.03.2023 im Rahmen eines abhaengigen Beschaeftigungsverhaeltnisses ausuebt. Es besteht Versicherungspflicht in der gesetzlichen Rentenversicherung und nach dem Recht der Arbeitsfoerderung. Fuer die Kranken- und Pflegeversicherung wird auf die freiwillige beziehungsweise private Absicherung von Herrn Dr. Vogt verwiesen, die von dieser Feststellung unberuehrt bleibt.</w:t>
+        <w:t>Es wird festgestellt, dass Herr Dr. Henrik Vogt seine Tätigkeit als Geschäftsführer der Neuralis MedTech GmbH seit dem 01.03.2023 im Rahmen eines abhängigen Beschäftigungsverhältnisses ausübt. Es besteht Versicherungspflicht in der gesetzlichen Rentenversicherung und nach dem Recht der Arbeitsförderung. Für die Kranken- und Pflegeversicherung wird auf die freiwillige beziehungsweise private Absicherung von Herrn Dr. Vogt verwiesen, die von dieser Feststellung unberührt bleibt.</w:t>
       </w:r>
     </w:p>
     <w:p>
@@ -90,7 +90,7 @@
         <w:pStyle w:val="Heading2"/>
       </w:pPr>
       <w:r>
-        <w:t>2 Begruendung</w:t>
+        <w:t>2 Begründung</w:t>
       </w:r>
     </w:p>
     <w:p>
@@ -101,7 +101,7 @@
           <w:i w:val="0"/>
           <w:sz w:val="22"/>
         </w:rPr>
-        <w:t>2.1 Herr Dr. Vogt haelt mit 32 Prozent des Stammkapitals keine beherrschende Mehrheitsbeteiligung. Beschluesse mit einfacher Mehrheit kann er nicht verhindern.</w:t>
+        <w:t>2.1 Herr Dr. Vogt hält mit 32 Prozent des Stammkapitals keine beherrschende Mehrheitsbeteiligung. Beschlüsse mit einfacher Mehrheit kann er nicht verhindern.</w:t>
       </w:r>
     </w:p>
     <w:p>
@@ -112,7 +112,7 @@
           <w:i w:val="0"/>
           <w:sz w:val="22"/>
         </w:rPr>
-        <w:t>2.2 Die im September 2025 eingefuehrte Sperrminoritaet nach Paragraf 6.5 des Gesellschaftsvertrags ist auf das Ressort Entwicklung und laufende klinische Studien beschraenkt und vermittelt keine umfassende Sperrminoritaet im Sinne der Rechtsprechung des Bundessozialgerichts.</w:t>
+        <w:t>2.2 Die im September 2025 eingeführte Sperrminorität nach Paragraf 6.5 des Gesellschaftsvertrags ist auf das Ressort Entwicklung und laufende klinische Studien beschränkt und vermittelt keine umfassende Sperrminorität im Sinne der Rechtsprechung des Bundessozialgerichts.</w:t>
       </w:r>
     </w:p>
     <w:p>
@@ -123,7 +123,7 @@
           <w:i w:val="0"/>
           <w:sz w:val="22"/>
         </w:rPr>
-        <w:t>2.3 Der Anstellungsvertrag enthaelt mit fester Monatsverguetung, Urlaubsanspruch und Entgeltfortzahlung im Krankheitsfall typische Arbeitnehmerschutzrechte.</w:t>
+        <w:t>2.3 Der Anstellungsvertrag enthält mit fester Monatsvergütung, Urlaubsanspruch und Entgeltfortzahlung im Krankheitsfall typische Arbeitnehmerschutzrechte.</w:t>
       </w:r>
     </w:p>
     <w:p>
@@ -145,7 +145,7 @@
           <w:i w:val="0"/>
           <w:sz w:val="22"/>
         </w:rPr>
-        <w:t>2.5 Die persoenliche Buergschaft und das technische Fachwissen von Herrn Dr. Vogt begruenden ein wirtschaftliches Eigeninteresse, ersetzen jedoch nach staendiger Rechtsprechung des Bundessozialgerichts keine gesellschaftsrechtliche Rechtsmacht (vergleiche BSG, Urteil vom 14.03.2018, B 12 KR 13/17 R).</w:t>
+        <w:t>2.5 Die persönliche Bürgschaft und das technische Fachwissen von Herrn Dr. Vogt begründen ein wirtschaftliches Eigeninteresse, ersetzen jedoch nach ständiger Rechtsprechung des Bundessozialgerichts keine gesellschaftsrechtliche Rechtsmacht (vergleiche BSG, Urteil vom 14.03.2018, B 12 KR 13/17 R).</w:t>
       </w:r>
     </w:p>
     <w:p>
@@ -164,7 +164,7 @@
           <w:i w:val="0"/>
           <w:sz w:val="22"/>
         </w:rPr>
-        <w:t>Die Neuralis MedTech GmbH wird als Arbeitgeberin zur Nachentrichtung der Gesamtsozialversicherungsbeitraege fuer den Zeitraum vom 01.03.2023 bis laufend herangezogen. Die Berechnung erfolgt gesondert durch den zustaendigen Rentenversicherungstraeger im Rahmen der Betriebspruefung nach Paragraf 28p SGB IV.</w:t>
+        <w:t>Die Neuralis MedTech GmbH wird als Arbeitgeberin zur Nachentrichtung der Gesamtsozialversicherungsbeiträge für den Zeitraum vom 01.03.2023 bis laufend herangezogen. Die Berechnung erfolgt gesondert durch den zuständigen Rentenversicherungsträger im Rahmen der Betriebsprüfung nach Paragraf 28p SGB IV.</w:t>
       </w:r>
     </w:p>
     <w:p>
@@ -183,7 +183,7 @@
           <w:i w:val="0"/>
           <w:sz w:val="22"/>
         </w:rPr>
-        <w:t>Gegen diesen Bescheid kann innerhalb eines Monats nach Bekanntgabe Widerspruch bei der Deutschen Rentenversicherung Bund, Clearingstelle Sozialversicherungsstatus, Ruhrstrasse 2, 10709 Berlin, eingelegt werden.</w:t>
+        <w:t>Gegen diesen Bescheid kann innerhalb eines Monats nach Bekanntgabe Widerspruch bei der Deutschen Rentenversicherung Bund, Clearingstelle Sozialversicherungsstatus, Ruhrstraße 2, 10709 Berlin, eingelegt werden.</w:t>
       </w:r>
     </w:p>
     <w:p>
@@ -194,28 +194,104 @@
           <w:i w:val="0"/>
           <w:sz w:val="22"/>
         </w:rPr>
-        <w:t>Mit freundlichen Gruessen, i.A. Pruefstelle Statusfeststellung</w:t>
-      </w:r>
-    </w:p>
-    <w:p>
-      <w:r>
-        <w:rPr>
-          <w:rFonts w:ascii="Times New Roman" w:hAnsi="Times New Roman"/>
-          <w:b w:val="0"/>
-          <w:i w:val="0"/>
-          <w:sz w:val="22"/>
-        </w:rPr>
-        <w:t>Formathinweis: Dieses Aktenstück wird in Times New Roman, 11 pt, mit ausschließlich dezimaler Gliederung ausgegeben.</w:t>
+        <w:t>Mit freundlichen Grüßen, i.A. Prüfstelle Statusfeststellung</w:t>
       </w:r>
     </w:p>
     <w:sectPr>
-      <w:pgSz w:w="12240" w:h="15840"/>
-      <w:pgMar w:top="1440" w:right="1800" w:bottom="1440" w:left="1800" w:header="720" w:footer="720" w:gutter="0"/>
+      <w:headerReference w:type="default" r:id="rId9"/>
+      <w:footerReference w:type="default" r:id="rId10"/>
+      <w:pgSz w:w="11906" w:h="16838"/>
+      <w:pgMar w:top="1440" w:right="1800" w:bottom="1440" w:left="1800" w:header="680" w:footer="567" w:gutter="0"/>
       <w:cols w:space="720"/>
       <w:docGrid w:linePitch="360"/>
     </w:sectPr>
   </w:body>
 </w:document>
+</file>
+
+<file path=word/footer1.xml><?xml version="1.0" encoding="utf-8"?>
+<w:ftr xmlns:m="http://schemas.openxmlformats.org/officeDocument/2006/math" xmlns:mc="http://schemas.openxmlformats.org/markup-compatibility/2006" xmlns:mo="http://schemas.microsoft.com/office/mac/office/2008/main" xmlns:mv="urn:schemas-microsoft-com:mac:vml" xmlns:o="urn:schemas-microsoft-com:office:office" xmlns:r="http://schemas.openxmlformats.org/officeDocument/2006/relationships" xmlns:v="urn:schemas-microsoft-com:vml" xmlns:w10="urn:schemas-microsoft-com:office:word" xmlns:w14="http://schemas.microsoft.com/office/word/2010/wordml" xmlns:w="http://schemas.openxmlformats.org/wordprocessingml/2006/main" xmlns:wne="http://schemas.microsoft.com/office/word/2006/wordml" xmlns:wp14="http://schemas.microsoft.com/office/word/2010/wordprocessingDrawing" xmlns:wp="http://schemas.openxmlformats.org/drawingml/2006/wordprocessingDrawing" xmlns:wpc="http://schemas.microsoft.com/office/word/2010/wordprocessingCanvas" xmlns:wpg="http://schemas.microsoft.com/office/word/2010/wordprocessingGroup" xmlns:wpi="http://schemas.microsoft.com/office/word/2010/wordprocessingInk" xmlns:wps="http://schemas.microsoft.com/office/word/2010/wordprocessingShape" mc:Ignorable="w14 wp14">
+  <w:p>
+    <w:pPr>
+      <w:pStyle w:val="Footer"/>
+      <w:tabs>
+        <w:tab w:pos="9071" w:val="right"/>
+      </w:tabs>
+      <w:jc w:val="left"/>
+    </w:pPr>
+    <w:r>
+      <w:rPr>
+        <w:rFonts w:ascii="Times New Roman" w:hAnsi="Times New Roman"/>
+        <w:color w:val="6B6B66"/>
+        <w:sz w:val="16"/>
+      </w:rPr>
+    </w:r>
+    <w:r>
+      <w:rPr>
+        <w:rFonts w:ascii="Times New Roman" w:hAnsi="Times New Roman"/>
+        <w:color w:val="6B6B66"/>
+        <w:sz w:val="16"/>
+      </w:rPr>
+      <w:t>Deutsche Rentenversicherung Bund</w:t>
+    </w:r>
+    <w:r>
+      <w:rPr>
+        <w:rFonts w:ascii="Times New Roman" w:hAnsi="Times New Roman"/>
+        <w:color w:val="6B6B66"/>
+        <w:sz w:val="16"/>
+      </w:rPr>
+      <w:tab/>
+      <w:t xml:space="preserve">Seite </w:t>
+    </w:r>
+    <w:r>
+      <w:rPr>
+        <w:rFonts w:ascii="Times New Roman" w:hAnsi="Times New Roman"/>
+        <w:color w:val="6B6B66"/>
+        <w:sz w:val="16"/>
+      </w:rPr>
+      <w:fldChar w:fldCharType="begin"/>
+      <w:instrText xml:space="preserve"> PAGE </w:instrText>
+      <w:fldChar w:fldCharType="end"/>
+    </w:r>
+  </w:p>
+</w:ftr>
+</file>
+
+<file path=word/header1.xml><?xml version="1.0" encoding="utf-8"?>
+<w:hdr xmlns:m="http://schemas.openxmlformats.org/officeDocument/2006/math" xmlns:mc="http://schemas.openxmlformats.org/markup-compatibility/2006" xmlns:mo="http://schemas.microsoft.com/office/mac/office/2008/main" xmlns:mv="urn:schemas-microsoft-com:mac:vml" xmlns:o="urn:schemas-microsoft-com:office:office" xmlns:r="http://schemas.openxmlformats.org/officeDocument/2006/relationships" xmlns:v="urn:schemas-microsoft-com:vml" xmlns:w10="urn:schemas-microsoft-com:office:word" xmlns:w14="http://schemas.microsoft.com/office/word/2010/wordml" xmlns:w="http://schemas.openxmlformats.org/wordprocessingml/2006/main" xmlns:wne="http://schemas.microsoft.com/office/word/2006/wordml" xmlns:wp14="http://schemas.microsoft.com/office/word/2010/wordprocessingDrawing" xmlns:wp="http://schemas.openxmlformats.org/drawingml/2006/wordprocessingDrawing" xmlns:wpc="http://schemas.microsoft.com/office/word/2010/wordprocessingCanvas" xmlns:wpg="http://schemas.microsoft.com/office/word/2010/wordprocessingGroup" xmlns:wpi="http://schemas.microsoft.com/office/word/2010/wordprocessingInk" xmlns:wps="http://schemas.microsoft.com/office/word/2010/wordprocessingShape" mc:Ignorable="w14 wp14">
+  <w:p>
+    <w:pPr>
+      <w:pStyle w:val="Header"/>
+      <w:jc w:val="left"/>
+    </w:pPr>
+    <w:r/>
+    <w:r>
+      <w:rPr>
+        <w:rFonts w:ascii="Times New Roman" w:hAnsi="Times New Roman"/>
+        <w:b/>
+        <w:color w:val="3B3F45"/>
+        <w:sz w:val="24"/>
+      </w:rPr>
+      <w:t>Deutsche Rentenversicherung Bund</w:t>
+    </w:r>
+  </w:p>
+  <w:p>
+    <w:pPr>
+      <w:jc w:val="left"/>
+      <w:pBdr>
+        <w:bottom w:val="single" w:sz="6" w:space="2" w:color="3B3F45"/>
+      </w:pBdr>
+    </w:pPr>
+    <w:r>
+      <w:rPr>
+        <w:rFonts w:ascii="Times New Roman" w:hAnsi="Times New Roman"/>
+        <w:color w:val="6B6B66"/>
+        <w:sz w:val="16"/>
+      </w:rPr>
+      <w:t>Behörde · Aktenzeichen: SV-2023-771402-VOGT - Berlin</w:t>
+    </w:r>
+  </w:p>
+</w:hdr>
 </file>
 
 <file path=word/numbering.xml><?xml version="1.0" encoding="utf-8"?>
